--- a/MERN Phase Wise/Project Documentation/FSD Documentation.docx
+++ b/MERN Phase Wise/Project Documentation/FSD Documentation.docx
@@ -31,7 +31,17 @@
           <w:sz w:val="30"/>
           <w:szCs w:val="30"/>
         </w:rPr>
-        <w:t>SB Stocks – Virtual Stock Trading Platform</w:t>
+        <w:t>S</w:t>
+      </w:r>
+      <w:r>
+        <w:rPr>
+          <w:b/>
+          <w:bCs/>
+          <w:color w:val="1F3864"/>
+          <w:sz w:val="30"/>
+          <w:szCs w:val="30"/>
+        </w:rPr>
+        <w:t>TOCK TRADING APP</w:t>
       </w:r>
     </w:p>
     <w:p>
@@ -80,7 +90,10 @@
         <w:spacing w:after="60"/>
       </w:pPr>
       <w:r>
-        <w:t>Project Title: SB Stocks – Virtual Stock Trading Platform</w:t>
+        <w:t xml:space="preserve">Project Title: </w:t>
+      </w:r>
+      <w:r>
+        <w:t>STOCK TRADING APP</w:t>
       </w:r>
     </w:p>
     <w:p>
@@ -111,7 +124,7 @@
       <w:r>
         <w:t xml:space="preserve"> </w:t>
       </w:r>
-      <w:hyperlink r:id="rId5" w:history="1">
+      <w:hyperlink r:id="rId6" w:history="1">
         <w:r>
           <w:rPr>
             <w:rStyle w:val="Hyperlink"/>
@@ -143,7 +156,7 @@
       <w:r>
         <w:t xml:space="preserve"> </w:t>
       </w:r>
-      <w:hyperlink r:id="rId6" w:history="1">
+      <w:hyperlink r:id="rId7" w:history="1">
         <w:r>
           <w:rPr>
             <w:rStyle w:val="Hyperlink"/>
@@ -175,7 +188,7 @@
       <w:r>
         <w:t xml:space="preserve"> </w:t>
       </w:r>
-      <w:hyperlink r:id="rId7" w:history="1">
+      <w:hyperlink r:id="rId8" w:history="1">
         <w:r>
           <w:rPr>
             <w:rStyle w:val="Hyperlink"/>
@@ -202,7 +215,7 @@
       <w:r>
         <w:t xml:space="preserve"> </w:t>
       </w:r>
-      <w:hyperlink r:id="rId8" w:history="1">
+      <w:hyperlink r:id="rId9" w:history="1">
         <w:r>
           <w:rPr>
             <w:rStyle w:val="Hyperlink"/>
@@ -229,7 +242,7 @@
       <w:r>
         <w:t xml:space="preserve"> </w:t>
       </w:r>
-      <w:hyperlink r:id="rId9" w:history="1">
+      <w:hyperlink r:id="rId10" w:history="1">
         <w:r>
           <w:rPr>
             <w:rStyle w:val="Hyperlink"/>
@@ -283,7 +296,10 @@
         <w:spacing w:after="120"/>
       </w:pPr>
       <w:r>
-        <w:t>SB Stocks is a full-stack MERN virtual stock trading platform that lets users learn and practice stock market trading using virtual (mock) money. It gives users a realistic trading loop — live prices, buy/sell execution, portfolio tracking and profit/loss calculation — without any real financial risk, alongside an admin dashboard for managing stocks and users.</w:t>
+        <w:t>Stock trading app</w:t>
+      </w:r>
+      <w:r>
+        <w:t xml:space="preserve"> is a full-stack MERN virtual stock trading platform that lets users learn and practice stock market trading using virtual (mock) money. It gives users a realistic trading loop — live prices, buy/sell execution, portfolio tracking and profit/loss calculation — without any real financial risk, alongside an admin dashboard for managing stocks and users.</w:t>
       </w:r>
     </w:p>
     <w:p>
@@ -610,7 +626,7 @@
                     </pic:cNvPicPr>
                   </pic:nvPicPr>
                   <pic:blipFill>
-                    <a:blip r:embed="rId10"/>
+                    <a:blip r:embed="rId11"/>
                     <a:srcRect/>
                     <a:stretch>
                       <a:fillRect/>
@@ -1555,12 +1571,6 @@
         <w:gridCol w:w="4400"/>
       </w:tblGrid>
       <w:tr>
-        <w:tblPrEx>
-          <w:tblCellMar>
-            <w:top w:w="0" w:type="dxa"/>
-            <w:bottom w:w="0" w:type="dxa"/>
-          </w:tblCellMar>
-        </w:tblPrEx>
         <w:trPr>
           <w:tblHeader/>
         </w:trPr>
@@ -1644,12 +1654,6 @@
         </w:tc>
       </w:tr>
       <w:tr>
-        <w:tblPrEx>
-          <w:tblCellMar>
-            <w:top w:w="0" w:type="dxa"/>
-            <w:bottom w:w="0" w:type="dxa"/>
-          </w:tblCellMar>
-        </w:tblPrEx>
         <w:tc>
           <w:tcPr>
             <w:tcW w:w="1200" w:type="dxa"/>
@@ -1714,12 +1718,6 @@
         </w:tc>
       </w:tr>
       <w:tr>
-        <w:tblPrEx>
-          <w:tblCellMar>
-            <w:top w:w="0" w:type="dxa"/>
-            <w:bottom w:w="0" w:type="dxa"/>
-          </w:tblCellMar>
-        </w:tblPrEx>
         <w:tc>
           <w:tcPr>
             <w:tcW w:w="1200" w:type="dxa"/>
@@ -1781,12 +1779,6 @@
         </w:tc>
       </w:tr>
       <w:tr>
-        <w:tblPrEx>
-          <w:tblCellMar>
-            <w:top w:w="0" w:type="dxa"/>
-            <w:bottom w:w="0" w:type="dxa"/>
-          </w:tblCellMar>
-        </w:tblPrEx>
         <w:tc>
           <w:tcPr>
             <w:tcW w:w="1200" w:type="dxa"/>
@@ -1894,12 +1886,6 @@
         <w:gridCol w:w="4400"/>
       </w:tblGrid>
       <w:tr>
-        <w:tblPrEx>
-          <w:tblCellMar>
-            <w:top w:w="0" w:type="dxa"/>
-            <w:bottom w:w="0" w:type="dxa"/>
-          </w:tblCellMar>
-        </w:tblPrEx>
         <w:trPr>
           <w:tblHeader/>
         </w:trPr>
@@ -1983,12 +1969,6 @@
         </w:tc>
       </w:tr>
       <w:tr>
-        <w:tblPrEx>
-          <w:tblCellMar>
-            <w:top w:w="0" w:type="dxa"/>
-            <w:bottom w:w="0" w:type="dxa"/>
-          </w:tblCellMar>
-        </w:tblPrEx>
         <w:tc>
           <w:tcPr>
             <w:tcW w:w="1200" w:type="dxa"/>
@@ -2053,12 +2033,6 @@
         </w:tc>
       </w:tr>
       <w:tr>
-        <w:tblPrEx>
-          <w:tblCellMar>
-            <w:top w:w="0" w:type="dxa"/>
-            <w:bottom w:w="0" w:type="dxa"/>
-          </w:tblCellMar>
-        </w:tblPrEx>
         <w:tc>
           <w:tcPr>
             <w:tcW w:w="1200" w:type="dxa"/>
@@ -2120,12 +2094,6 @@
         </w:tc>
       </w:tr>
       <w:tr>
-        <w:tblPrEx>
-          <w:tblCellMar>
-            <w:top w:w="0" w:type="dxa"/>
-            <w:bottom w:w="0" w:type="dxa"/>
-          </w:tblCellMar>
-        </w:tblPrEx>
         <w:tc>
           <w:tcPr>
             <w:tcW w:w="1200" w:type="dxa"/>
@@ -2190,12 +2158,6 @@
         </w:tc>
       </w:tr>
       <w:tr>
-        <w:tblPrEx>
-          <w:tblCellMar>
-            <w:top w:w="0" w:type="dxa"/>
-            <w:bottom w:w="0" w:type="dxa"/>
-          </w:tblCellMar>
-        </w:tblPrEx>
         <w:tc>
           <w:tcPr>
             <w:tcW w:w="1200" w:type="dxa"/>
@@ -2306,12 +2268,6 @@
         <w:gridCol w:w="4400"/>
       </w:tblGrid>
       <w:tr>
-        <w:tblPrEx>
-          <w:tblCellMar>
-            <w:top w:w="0" w:type="dxa"/>
-            <w:bottom w:w="0" w:type="dxa"/>
-          </w:tblCellMar>
-        </w:tblPrEx>
         <w:trPr>
           <w:tblHeader/>
         </w:trPr>
@@ -2395,12 +2351,6 @@
         </w:tc>
       </w:tr>
       <w:tr>
-        <w:tblPrEx>
-          <w:tblCellMar>
-            <w:top w:w="0" w:type="dxa"/>
-            <w:bottom w:w="0" w:type="dxa"/>
-          </w:tblCellMar>
-        </w:tblPrEx>
         <w:tc>
           <w:tcPr>
             <w:tcW w:w="1200" w:type="dxa"/>
@@ -2465,12 +2415,6 @@
         </w:tc>
       </w:tr>
       <w:tr>
-        <w:tblPrEx>
-          <w:tblCellMar>
-            <w:top w:w="0" w:type="dxa"/>
-            <w:bottom w:w="0" w:type="dxa"/>
-          </w:tblCellMar>
-        </w:tblPrEx>
         <w:tc>
           <w:tcPr>
             <w:tcW w:w="1200" w:type="dxa"/>
@@ -2532,12 +2476,6 @@
         </w:tc>
       </w:tr>
       <w:tr>
-        <w:tblPrEx>
-          <w:tblCellMar>
-            <w:top w:w="0" w:type="dxa"/>
-            <w:bottom w:w="0" w:type="dxa"/>
-          </w:tblCellMar>
-        </w:tblPrEx>
         <w:tc>
           <w:tcPr>
             <w:tcW w:w="1200" w:type="dxa"/>
@@ -2645,12 +2583,6 @@
         <w:gridCol w:w="4400"/>
       </w:tblGrid>
       <w:tr>
-        <w:tblPrEx>
-          <w:tblCellMar>
-            <w:top w:w="0" w:type="dxa"/>
-            <w:bottom w:w="0" w:type="dxa"/>
-          </w:tblCellMar>
-        </w:tblPrEx>
         <w:trPr>
           <w:tblHeader/>
         </w:trPr>
@@ -2734,12 +2666,6 @@
         </w:tc>
       </w:tr>
       <w:tr>
-        <w:tblPrEx>
-          <w:tblCellMar>
-            <w:top w:w="0" w:type="dxa"/>
-            <w:bottom w:w="0" w:type="dxa"/>
-          </w:tblCellMar>
-        </w:tblPrEx>
         <w:tc>
           <w:tcPr>
             <w:tcW w:w="1200" w:type="dxa"/>
@@ -2804,12 +2730,6 @@
         </w:tc>
       </w:tr>
       <w:tr>
-        <w:tblPrEx>
-          <w:tblCellMar>
-            <w:top w:w="0" w:type="dxa"/>
-            <w:bottom w:w="0" w:type="dxa"/>
-          </w:tblCellMar>
-        </w:tblPrEx>
         <w:tc>
           <w:tcPr>
             <w:tcW w:w="1200" w:type="dxa"/>
@@ -2916,12 +2836,6 @@
         <w:gridCol w:w="4400"/>
       </w:tblGrid>
       <w:tr>
-        <w:tblPrEx>
-          <w:tblCellMar>
-            <w:top w:w="0" w:type="dxa"/>
-            <w:bottom w:w="0" w:type="dxa"/>
-          </w:tblCellMar>
-        </w:tblPrEx>
         <w:trPr>
           <w:tblHeader/>
         </w:trPr>
@@ -3005,12 +2919,6 @@
         </w:tc>
       </w:tr>
       <w:tr>
-        <w:tblPrEx>
-          <w:tblCellMar>
-            <w:top w:w="0" w:type="dxa"/>
-            <w:bottom w:w="0" w:type="dxa"/>
-          </w:tblCellMar>
-        </w:tblPrEx>
         <w:tc>
           <w:tcPr>
             <w:tcW w:w="1200" w:type="dxa"/>
@@ -3118,12 +3026,6 @@
         <w:gridCol w:w="4400"/>
       </w:tblGrid>
       <w:tr>
-        <w:tblPrEx>
-          <w:tblCellMar>
-            <w:top w:w="0" w:type="dxa"/>
-            <w:bottom w:w="0" w:type="dxa"/>
-          </w:tblCellMar>
-        </w:tblPrEx>
         <w:trPr>
           <w:tblHeader/>
         </w:trPr>
@@ -3207,12 +3109,6 @@
         </w:tc>
       </w:tr>
       <w:tr>
-        <w:tblPrEx>
-          <w:tblCellMar>
-            <w:top w:w="0" w:type="dxa"/>
-            <w:bottom w:w="0" w:type="dxa"/>
-          </w:tblCellMar>
-        </w:tblPrEx>
         <w:tc>
           <w:tcPr>
             <w:tcW w:w="1200" w:type="dxa"/>
@@ -3277,12 +3173,6 @@
         </w:tc>
       </w:tr>
       <w:tr>
-        <w:tblPrEx>
-          <w:tblCellMar>
-            <w:top w:w="0" w:type="dxa"/>
-            <w:bottom w:w="0" w:type="dxa"/>
-          </w:tblCellMar>
-        </w:tblPrEx>
         <w:tc>
           <w:tcPr>
             <w:tcW w:w="1200" w:type="dxa"/>
@@ -3344,12 +3234,6 @@
         </w:tc>
       </w:tr>
       <w:tr>
-        <w:tblPrEx>
-          <w:tblCellMar>
-            <w:top w:w="0" w:type="dxa"/>
-            <w:bottom w:w="0" w:type="dxa"/>
-          </w:tblCellMar>
-        </w:tblPrEx>
         <w:tc>
           <w:tcPr>
             <w:tcW w:w="1200" w:type="dxa"/>
@@ -3459,12 +3343,6 @@
         <w:gridCol w:w="4400"/>
       </w:tblGrid>
       <w:tr>
-        <w:tblPrEx>
-          <w:tblCellMar>
-            <w:top w:w="0" w:type="dxa"/>
-            <w:bottom w:w="0" w:type="dxa"/>
-          </w:tblCellMar>
-        </w:tblPrEx>
         <w:trPr>
           <w:tblHeader/>
         </w:trPr>
@@ -3548,12 +3426,6 @@
         </w:tc>
       </w:tr>
       <w:tr>
-        <w:tblPrEx>
-          <w:tblCellMar>
-            <w:top w:w="0" w:type="dxa"/>
-            <w:bottom w:w="0" w:type="dxa"/>
-          </w:tblCellMar>
-        </w:tblPrEx>
         <w:tc>
           <w:tcPr>
             <w:tcW w:w="1200" w:type="dxa"/>
@@ -3618,12 +3490,6 @@
         </w:tc>
       </w:tr>
       <w:tr>
-        <w:tblPrEx>
-          <w:tblCellMar>
-            <w:top w:w="0" w:type="dxa"/>
-            <w:bottom w:w="0" w:type="dxa"/>
-          </w:tblCellMar>
-        </w:tblPrEx>
         <w:tc>
           <w:tcPr>
             <w:tcW w:w="1200" w:type="dxa"/>
@@ -3685,12 +3551,6 @@
         </w:tc>
       </w:tr>
       <w:tr>
-        <w:tblPrEx>
-          <w:tblCellMar>
-            <w:top w:w="0" w:type="dxa"/>
-            <w:bottom w:w="0" w:type="dxa"/>
-          </w:tblCellMar>
-        </w:tblPrEx>
         <w:tc>
           <w:tcPr>
             <w:tcW w:w="1200" w:type="dxa"/>
@@ -3755,12 +3615,6 @@
         </w:tc>
       </w:tr>
       <w:tr>
-        <w:tblPrEx>
-          <w:tblCellMar>
-            <w:top w:w="0" w:type="dxa"/>
-            <w:bottom w:w="0" w:type="dxa"/>
-          </w:tblCellMar>
-        </w:tblPrEx>
         <w:tc>
           <w:tcPr>
             <w:tcW w:w="1200" w:type="dxa"/>
@@ -3822,12 +3676,6 @@
         </w:tc>
       </w:tr>
       <w:tr>
-        <w:tblPrEx>
-          <w:tblCellMar>
-            <w:top w:w="0" w:type="dxa"/>
-            <w:bottom w:w="0" w:type="dxa"/>
-          </w:tblCellMar>
-        </w:tblPrEx>
         <w:tc>
           <w:tcPr>
             <w:tcW w:w="1200" w:type="dxa"/>
@@ -3892,12 +3740,6 @@
         </w:tc>
       </w:tr>
       <w:tr>
-        <w:tblPrEx>
-          <w:tblCellMar>
-            <w:top w:w="0" w:type="dxa"/>
-            <w:bottom w:w="0" w:type="dxa"/>
-          </w:tblCellMar>
-        </w:tblPrEx>
         <w:tc>
           <w:tcPr>
             <w:tcW w:w="1200" w:type="dxa"/>
@@ -3959,12 +3801,6 @@
         </w:tc>
       </w:tr>
       <w:tr>
-        <w:tblPrEx>
-          <w:tblCellMar>
-            <w:top w:w="0" w:type="dxa"/>
-            <w:bottom w:w="0" w:type="dxa"/>
-          </w:tblCellMar>
-        </w:tblPrEx>
         <w:tc>
           <w:tcPr>
             <w:tcW w:w="1200" w:type="dxa"/>
@@ -4029,12 +3865,6 @@
         </w:tc>
       </w:tr>
       <w:tr>
-        <w:tblPrEx>
-          <w:tblCellMar>
-            <w:top w:w="0" w:type="dxa"/>
-            <w:bottom w:w="0" w:type="dxa"/>
-          </w:tblCellMar>
-        </w:tblPrEx>
         <w:tc>
           <w:tcPr>
             <w:tcW w:w="1200" w:type="dxa"/>
@@ -4216,6 +4046,7 @@
         <w:rPr>
           <w:b/>
           <w:bCs/>
+          <w:noProof/>
           <w:color w:val="1F3864"/>
           <w:sz w:val="24"/>
           <w:szCs w:val="24"/>
@@ -4236,7 +4067,7 @@
                     <pic:cNvPicPr/>
                   </pic:nvPicPr>
                   <pic:blipFill>
-                    <a:blip r:embed="rId11"/>
+                    <a:blip r:embed="rId12"/>
                     <a:stretch>
                       <a:fillRect/>
                     </a:stretch>
@@ -4266,6 +4097,7 @@
         <w:rPr>
           <w:b/>
           <w:bCs/>
+          <w:noProof/>
           <w:color w:val="1F3864"/>
           <w:sz w:val="24"/>
           <w:szCs w:val="24"/>
@@ -4286,7 +4118,7 @@
                     <pic:cNvPicPr/>
                   </pic:nvPicPr>
                   <pic:blipFill>
-                    <a:blip r:embed="rId12"/>
+                    <a:blip r:embed="rId13"/>
                     <a:stretch>
                       <a:fillRect/>
                     </a:stretch>
@@ -4319,6 +4151,7 @@
         <w:rPr>
           <w:b/>
           <w:bCs/>
+          <w:noProof/>
           <w:color w:val="1F3864"/>
           <w:sz w:val="24"/>
           <w:szCs w:val="24"/>
@@ -4339,7 +4172,7 @@
                     <pic:cNvPicPr/>
                   </pic:nvPicPr>
                   <pic:blipFill>
-                    <a:blip r:embed="rId13"/>
+                    <a:blip r:embed="rId14"/>
                     <a:stretch>
                       <a:fillRect/>
                     </a:stretch>
@@ -4369,6 +4202,7 @@
         <w:rPr>
           <w:b/>
           <w:bCs/>
+          <w:noProof/>
           <w:color w:val="1F3864"/>
           <w:sz w:val="24"/>
           <w:szCs w:val="24"/>
@@ -4389,7 +4223,7 @@
                     <pic:cNvPicPr/>
                   </pic:nvPicPr>
                   <pic:blipFill>
-                    <a:blip r:embed="rId14"/>
+                    <a:blip r:embed="rId15"/>
                     <a:stretch>
                       <a:fillRect/>
                     </a:stretch>
@@ -4435,6 +4269,7 @@
         <w:rPr>
           <w:b/>
           <w:bCs/>
+          <w:noProof/>
           <w:color w:val="1F3864"/>
           <w:sz w:val="24"/>
           <w:szCs w:val="24"/>
@@ -4455,7 +4290,7 @@
                     <pic:cNvPicPr/>
                   </pic:nvPicPr>
                   <pic:blipFill>
-                    <a:blip r:embed="rId15"/>
+                    <a:blip r:embed="rId16"/>
                     <a:stretch>
                       <a:fillRect/>
                     </a:stretch>
@@ -4485,6 +4320,7 @@
         <w:rPr>
           <w:b/>
           <w:bCs/>
+          <w:noProof/>
           <w:color w:val="1F3864"/>
           <w:sz w:val="24"/>
           <w:szCs w:val="24"/>
@@ -4505,7 +4341,7 @@
                     <pic:cNvPicPr/>
                   </pic:nvPicPr>
                   <pic:blipFill>
-                    <a:blip r:embed="rId16"/>
+                    <a:blip r:embed="rId17"/>
                     <a:stretch>
                       <a:fillRect/>
                     </a:stretch>
@@ -4545,6 +4381,7 @@
         <w:rPr>
           <w:b/>
           <w:bCs/>
+          <w:noProof/>
           <w:color w:val="1F3864"/>
           <w:sz w:val="24"/>
           <w:szCs w:val="24"/>
@@ -4565,7 +4402,7 @@
                     <pic:cNvPicPr/>
                   </pic:nvPicPr>
                   <pic:blipFill>
-                    <a:blip r:embed="rId17"/>
+                    <a:blip r:embed="rId18"/>
                     <a:stretch>
                       <a:fillRect/>
                     </a:stretch>
@@ -4611,7 +4448,7 @@
                     <pic:cNvPicPr/>
                   </pic:nvPicPr>
                   <pic:blipFill>
-                    <a:blip r:embed="rId18"/>
+                    <a:blip r:embed="rId19"/>
                     <a:stretch>
                       <a:fillRect/>
                     </a:stretch>
@@ -4654,6 +4491,7 @@
         <w:rPr>
           <w:b/>
           <w:bCs/>
+          <w:noProof/>
           <w:color w:val="1F3864"/>
           <w:sz w:val="24"/>
           <w:szCs w:val="24"/>
@@ -4674,7 +4512,7 @@
                     <pic:cNvPicPr/>
                   </pic:nvPicPr>
                   <pic:blipFill>
-                    <a:blip r:embed="rId19"/>
+                    <a:blip r:embed="rId20"/>
                     <a:stretch>
                       <a:fillRect/>
                     </a:stretch>
@@ -4704,6 +4542,7 @@
         <w:rPr>
           <w:b/>
           <w:bCs/>
+          <w:noProof/>
           <w:color w:val="1F3864"/>
           <w:sz w:val="24"/>
           <w:szCs w:val="24"/>
@@ -4724,7 +4563,7 @@
                     <pic:cNvPicPr/>
                   </pic:nvPicPr>
                   <pic:blipFill>
-                    <a:blip r:embed="rId20"/>
+                    <a:blip r:embed="rId21"/>
                     <a:stretch>
                       <a:fillRect/>
                     </a:stretch>
@@ -4773,7 +4612,7 @@
                     <pic:cNvPicPr/>
                   </pic:nvPicPr>
                   <pic:blipFill>
-                    <a:blip r:embed="rId21"/>
+                    <a:blip r:embed="rId22"/>
                     <a:stretch>
                       <a:fillRect/>
                     </a:stretch>
@@ -4819,7 +4658,7 @@
                     <pic:cNvPicPr/>
                   </pic:nvPicPr>
                   <pic:blipFill>
-                    <a:blip r:embed="rId22"/>
+                    <a:blip r:embed="rId23"/>
                     <a:stretch>
                       <a:fillRect/>
                     </a:stretch>
@@ -4945,62 +4784,53 @@
       <w:r>
         <w:t xml:space="preserve"> </w:t>
       </w:r>
-      <w:hyperlink r:id="rId23" w:history="1">
+      <w:hyperlink r:id="rId24" w:history="1">
         <w:r>
           <w:rPr>
             <w:rStyle w:val="Hyperlink"/>
           </w:rPr>
-          <w:t>https://stock-tradin</w:t>
+          <w:t>https://stock-trading-app-beige.vercel.app</w:t>
+        </w:r>
+      </w:hyperlink>
+    </w:p>
+    <w:p>
+      <w:pPr>
+        <w:spacing w:after="120"/>
+      </w:pPr>
+      <w:r>
+        <w:t xml:space="preserve">Demo </w:t>
+      </w:r>
+      <w:proofErr w:type="gramStart"/>
+      <w:r>
+        <w:t>video :</w:t>
+      </w:r>
+      <w:proofErr w:type="gramEnd"/>
+      <w:r>
+        <w:t xml:space="preserve"> </w:t>
+      </w:r>
+      <w:hyperlink r:id="rId25" w:history="1">
+        <w:r>
+          <w:rPr>
+            <w:rStyle w:val="Hyperlink"/>
+          </w:rPr>
+          <w:t>https://drive.google.co</w:t>
         </w:r>
         <w:r>
           <w:rPr>
             <w:rStyle w:val="Hyperlink"/>
           </w:rPr>
-          <w:t>g</w:t>
+          <w:t>m</w:t>
         </w:r>
         <w:r>
           <w:rPr>
             <w:rStyle w:val="Hyperlink"/>
           </w:rPr>
-          <w:t>-app-beige.vercel.app</w:t>
+          <w:t>/file/d/1kIVRJpgnOpWAmBph3pAdJdksyj81pl1r/view?usp=sharing</w:t>
         </w:r>
       </w:hyperlink>
-    </w:p>
-    <w:p>
-      <w:pPr>
-        <w:spacing w:after="120"/>
-      </w:pPr>
-      <w:r>
-        <w:t xml:space="preserve">Demo </w:t>
-      </w:r>
-      <w:proofErr w:type="gramStart"/>
-      <w:r>
-        <w:t>video :</w:t>
-      </w:r>
-      <w:proofErr w:type="gramEnd"/>
       <w:r>
         <w:t xml:space="preserve"> </w:t>
       </w:r>
-      <w:hyperlink r:id="rId24" w:history="1">
-        <w:r>
-          <w:rPr>
-            <w:rStyle w:val="Hyperlink"/>
-          </w:rPr>
-          <w:t>https://drive.g</w:t>
-        </w:r>
-        <w:r>
-          <w:rPr>
-            <w:rStyle w:val="Hyperlink"/>
-          </w:rPr>
-          <w:t>o</w:t>
-        </w:r>
-        <w:r>
-          <w:rPr>
-            <w:rStyle w:val="Hyperlink"/>
-          </w:rPr>
-          <w:t>ogle.com/drive/folders/1A7xUzIIeW47yt_bdY_QRUzmXKtXBL3Si?usp=sharing</w:t>
-        </w:r>
-      </w:hyperlink>
     </w:p>
     <w:p>
       <w:pPr>
@@ -6410,4 +6240,16 @@
     </a:ext>
   </a:extLst>
 </a:theme>
+</file>
+
+<file path=customXml/item1.xml><?xml version="1.0" encoding="utf-8"?>
+<b:Sources xmlns:b="http://schemas.openxmlformats.org/officeDocument/2006/bibliography" xmlns="http://schemas.openxmlformats.org/officeDocument/2006/bibliography" SelectedStyle="\IEEE2006OfficeOnline.xsl" StyleName="IEEE" Version="2006"/>
+</file>
+
+<file path=customXml/itemProps1.xml><?xml version="1.0" encoding="utf-8"?>
+<ds:datastoreItem xmlns:ds="http://schemas.openxmlformats.org/officeDocument/2006/customXml" ds:itemID="{6BBF571B-802A-4F90-AB86-BB87F91EBA68}">
+  <ds:schemaRefs>
+    <ds:schemaRef ds:uri="http://schemas.openxmlformats.org/officeDocument/2006/bibliography"/>
+  </ds:schemaRefs>
+</ds:datastoreItem>
 </file>